--- a/tercero/IA/p1/Cuestionario Ejercicio 1.docx
+++ b/tercero/IA/p1/Cuestionario Ejercicio 1.docx
@@ -747,11 +747,9 @@
         </w:rPr>
         <w:t xml:space="preserve">res- </w:t>
       </w:r>
-      <w:proofErr w:type="spellStart"/>
       <w:r>
         <w:t>ponde</w:t>
       </w:r>
-      <w:proofErr w:type="spellEnd"/>
       <w:r>
         <w:rPr>
           <w:spacing w:val="-5"/>
@@ -1196,19 +1194,7 @@
         <w:rPr>
           <w:spacing w:val="-4"/>
         </w:rPr>
-        <w:t xml:space="preserve">No se adapta dado que tras el intento de </w:t>
-      </w:r>
-      <w:r>
-        <w:rPr>
-          <w:spacing w:val="-4"/>
-        </w:rPr>
-        <w:t>categorización</w:t>
-      </w:r>
-      <w:r>
-        <w:rPr>
-          <w:spacing w:val="-4"/>
-        </w:rPr>
-        <w:t xml:space="preserve"> el modelo no cambia nada acierte o no</w:t>
+        <w:t>No se adapta dado que tras el intento de categorizacion el modelo no cambia nada acierte o no</w:t>
       </w:r>
     </w:p>
     <w:p>
@@ -1677,19 +1663,11 @@
         </w:rPr>
         <w:t xml:space="preserve"> </w:t>
       </w:r>
-      <w:proofErr w:type="spellStart"/>
-      <w:r>
-        <w:rPr>
-          <w:spacing w:val="-4"/>
-        </w:rPr>
-        <w:t>clasifi</w:t>
-      </w:r>
-      <w:proofErr w:type="spellEnd"/>
-      <w:r>
-        <w:rPr>
-          <w:spacing w:val="-4"/>
-        </w:rPr>
-        <w:t xml:space="preserve">- </w:t>
+      <w:r>
+        <w:rPr>
+          <w:spacing w:val="-4"/>
+        </w:rPr>
+        <w:t xml:space="preserve">clasifi- </w:t>
       </w:r>
       <w:r>
         <w:t>car</w:t>
@@ -2246,15 +2224,7 @@
         <w:t xml:space="preserve"> (la frase) y emite un resultado</w:t>
       </w:r>
       <w:r>
-        <w:t xml:space="preserve"> (su </w:t>
-      </w:r>
-      <w:proofErr w:type="spellStart"/>
-      <w:r>
-        <w:t>categoria</w:t>
-      </w:r>
-      <w:proofErr w:type="spellEnd"/>
-      <w:r>
-        <w:t>)</w:t>
+        <w:t xml:space="preserve"> (su categoria)</w:t>
       </w:r>
     </w:p>
     <w:p>
@@ -2598,31 +2568,7 @@
         <w:rPr>
           <w:spacing w:val="-4"/>
         </w:rPr>
-        <w:t xml:space="preserve">Este </w:t>
-      </w:r>
-      <w:r>
-        <w:rPr>
-          <w:spacing w:val="-4"/>
-        </w:rPr>
-        <w:t>agente</w:t>
-      </w:r>
-      <w:r>
-        <w:rPr>
-          <w:spacing w:val="-4"/>
-        </w:rPr>
-        <w:t xml:space="preserve"> se calificaría como </w:t>
-      </w:r>
-      <w:r>
-        <w:rPr>
-          <w:spacing w:val="-4"/>
-        </w:rPr>
-        <w:t>de mundo abierto</w:t>
-      </w:r>
-      <w:r>
-        <w:rPr>
-          <w:spacing w:val="-4"/>
-        </w:rPr>
-        <w:t xml:space="preserve"> ya que </w:t>
+        <w:t>Mundo abierto, al estar en un contexto de mundo real donde la entrada esta marcada por el texto de personas reales se trata de un ambiente continuo, no determinista e impredecible.</w:t>
       </w:r>
     </w:p>
     <w:p>
@@ -3231,6 +3177,7 @@
   <w:style w:type="character" w:default="1" w:styleId="Fuentedeprrafopredeter">
     <w:name w:val="Default Paragraph Font"/>
     <w:uiPriority w:val="1"/>
+    <w:semiHidden/>
     <w:unhideWhenUsed/>
   </w:style>
   <w:style w:type="table" w:default="1" w:styleId="Tablanormal">
